--- a/oib08/oib (2) — копия.docx
+++ b/oib08/oib (2) — копия.docx
@@ -1429,7 +1429,7 @@
     <w:p>
       <w:pPr>
         <w:suppressAutoHyphens/>
-        <w:ind w:firstLine="708"/>
+        <w:ind w:firstLine="0"/>
         <w:rPr>
           <w:rFonts w:eastAsia="Times New Roman" w:cs="Times New Roman"/>
           <w:b/>
@@ -1443,8 +1443,18 @@
           <w:bCs/>
         </w:rPr>
         <w:lastRenderedPageBreak/>
-        <w:t>Алгоритм разработанной программы</w:t>
-      </w:r>
+        <w:tab/>
+      </w:r>
+      <w:bookmarkStart w:id="1" w:name="_Hlk100178396"/>
+      <w:r>
+        <w:rPr>
+          <w:rFonts w:eastAsia="Times New Roman" w:cs="Times New Roman"/>
+          <w:b/>
+          <w:bCs/>
+        </w:rPr>
+        <w:t>Результаты анализа влияния степеней упаковки на полученное изображение</w:t>
+      </w:r>
+      <w:bookmarkEnd w:id="1"/>
     </w:p>
     <w:p>
       <w:pPr>
@@ -1458,9 +1468,731 @@
         <w:rPr>
           <w:rFonts w:eastAsia="Times New Roman" w:cs="Times New Roman"/>
         </w:rPr>
-        <w:t>Представлен в приложении Б.</w:t>
-      </w:r>
-    </w:p>
+        <w:t>В зависимости от степени упаковки меняется качество получаемого изображения. При степени упаковки 1,</w:t>
+      </w:r>
+      <w:r>
+        <w:rPr>
+          <w:rFonts w:eastAsia="Times New Roman" w:cs="Times New Roman"/>
+        </w:rPr>
+        <w:t xml:space="preserve"> </w:t>
+      </w:r>
+      <w:r>
+        <w:rPr>
+          <w:rFonts w:eastAsia="Times New Roman" w:cs="Times New Roman"/>
+        </w:rPr>
+        <w:t xml:space="preserve">2 изменения незаметны человеческому глазу, так как он не способен различить столь незначительные изменения оттенков. При степени упаковки 4 уже </w:t>
+      </w:r>
+      <w:r>
+        <w:rPr>
+          <w:rFonts w:eastAsia="Times New Roman" w:cs="Times New Roman"/>
+        </w:rPr>
+        <w:t>можно</w:t>
+      </w:r>
+      <w:r>
+        <w:rPr>
+          <w:rFonts w:eastAsia="Times New Roman" w:cs="Times New Roman"/>
+        </w:rPr>
+        <w:t xml:space="preserve"> отличить исходное изображение от того, где скрыто сообщение, но на общую картину это влияет слабо, так как заметны лишь небольшие изменения оттенк</w:t>
+      </w:r>
+      <w:r>
+        <w:rPr>
+          <w:rFonts w:eastAsia="Times New Roman" w:cs="Times New Roman"/>
+        </w:rPr>
+        <w:t>ов</w:t>
+      </w:r>
+      <w:r>
+        <w:rPr>
+          <w:rFonts w:eastAsia="Times New Roman" w:cs="Times New Roman"/>
+        </w:rPr>
+        <w:t>. Но при степени упаковки 8, уже явно заметно вмешательство, пиксели изображения полностью не соответствуют действительности, так как байты изображения полностью заменяются.</w:t>
+      </w:r>
+      <w:r>
+        <w:rPr>
+          <w:rFonts w:eastAsia="Times New Roman" w:cs="Times New Roman"/>
+        </w:rPr>
+        <w:t xml:space="preserve"> Вес файла с текстом </w:t>
+      </w:r>
+      <w:r>
+        <w:rPr>
+          <w:rFonts w:eastAsia="Times New Roman" w:cs="Times New Roman"/>
+          <w:bCs/>
+        </w:rPr>
+        <w:t xml:space="preserve">— </w:t>
+      </w:r>
+      <w:r>
+        <w:rPr>
+          <w:rFonts w:eastAsia="Times New Roman" w:cs="Times New Roman"/>
+        </w:rPr>
+        <w:t>82</w:t>
+      </w:r>
+      <w:r>
+        <w:rPr>
+          <w:rFonts w:eastAsia="Times New Roman" w:cs="Times New Roman"/>
+        </w:rPr>
+        <w:t> 076 байт</w:t>
+      </w:r>
+      <w:r>
+        <w:rPr>
+          <w:rFonts w:eastAsia="Times New Roman" w:cs="Times New Roman"/>
+        </w:rPr>
+        <w:t>.</w:t>
+      </w:r>
+    </w:p>
+    <w:tbl>
+      <w:tblPr>
+        <w:tblStyle w:val="a4"/>
+        <w:tblW w:w="0" w:type="auto"/>
+        <w:tblLook w:val="04A0" w:firstRow="1" w:lastRow="0" w:firstColumn="1" w:lastColumn="0" w:noHBand="0" w:noVBand="1"/>
+      </w:tblPr>
+      <w:tblGrid>
+        <w:gridCol w:w="5228"/>
+        <w:gridCol w:w="5228"/>
+      </w:tblGrid>
+      <w:tr>
+        <w:tc>
+          <w:tcPr>
+            <w:tcW w:w="5228" w:type="dxa"/>
+          </w:tcPr>
+          <w:p>
+            <w:pPr>
+              <w:keepNext/>
+              <w:suppressAutoHyphens/>
+              <w:ind w:firstLine="0"/>
+              <w:jc w:val="center"/>
+            </w:pPr>
+            <w:r>
+              <w:rPr>
+                <w:noProof/>
+              </w:rPr>
+              <w:drawing>
+                <wp:inline distT="0" distB="0" distL="0" distR="0" wp14:anchorId="4F34608D" wp14:editId="02306500">
+                  <wp:extent cx="2929270" cy="2319866"/>
+                  <wp:effectExtent l="0" t="0" r="4445" b="4445"/>
+                  <wp:docPr id="1" name="Рисунок 1" descr="Изображение выглядит как текст, часы&#10;&#10;Автоматически созданное описание"/>
+                  <wp:cNvGraphicFramePr>
+                    <a:graphicFrameLocks xmlns:a="http://schemas.openxmlformats.org/drawingml/2006/main" noChangeAspect="1"/>
+                  </wp:cNvGraphicFramePr>
+                  <a:graphic xmlns:a="http://schemas.openxmlformats.org/drawingml/2006/main">
+                    <a:graphicData uri="http://schemas.openxmlformats.org/drawingml/2006/picture">
+                      <pic:pic xmlns:pic="http://schemas.openxmlformats.org/drawingml/2006/picture">
+                        <pic:nvPicPr>
+                          <pic:cNvPr id="1" name="Рисунок 1" descr="Изображение выглядит как текст, часы&#10;&#10;Автоматически созданное описание"/>
+                          <pic:cNvPicPr>
+                            <a:picLocks noChangeAspect="1" noChangeArrowheads="1"/>
+                          </pic:cNvPicPr>
+                        </pic:nvPicPr>
+                        <pic:blipFill>
+                          <a:blip r:embed="rId5" cstate="print">
+                            <a:extLst>
+                              <a:ext uri="{28A0092B-C50C-407E-A947-70E740481C1C}">
+                                <a14:useLocalDpi xmlns:a14="http://schemas.microsoft.com/office/drawing/2010/main" val="0"/>
+                              </a:ext>
+                            </a:extLst>
+                          </a:blip>
+                          <a:srcRect/>
+                          <a:stretch>
+                            <a:fillRect/>
+                          </a:stretch>
+                        </pic:blipFill>
+                        <pic:spPr bwMode="auto">
+                          <a:xfrm>
+                            <a:off x="0" y="0"/>
+                            <a:ext cx="2974494" cy="2355681"/>
+                          </a:xfrm>
+                          <a:prstGeom prst="rect">
+                            <a:avLst/>
+                          </a:prstGeom>
+                          <a:noFill/>
+                          <a:ln>
+                            <a:noFill/>
+                          </a:ln>
+                        </pic:spPr>
+                      </pic:pic>
+                    </a:graphicData>
+                  </a:graphic>
+                </wp:inline>
+              </w:drawing>
+            </w:r>
+          </w:p>
+          <w:p>
+            <w:pPr>
+              <w:pStyle w:val="a5"/>
+              <w:ind w:firstLine="0"/>
+              <w:jc w:val="center"/>
+              <w:rPr>
+                <w:i w:val="0"/>
+                <w:iCs w:val="0"/>
+                <w:color w:val="auto"/>
+                <w:sz w:val="28"/>
+                <w:szCs w:val="28"/>
+              </w:rPr>
+            </w:pPr>
+            <w:r>
+              <w:rPr>
+                <w:i w:val="0"/>
+                <w:iCs w:val="0"/>
+                <w:color w:val="auto"/>
+                <w:sz w:val="28"/>
+                <w:szCs w:val="28"/>
+              </w:rPr>
+              <w:t xml:space="preserve">Рисунок </w:t>
+            </w:r>
+            <w:r>
+              <w:rPr>
+                <w:i w:val="0"/>
+                <w:iCs w:val="0"/>
+                <w:color w:val="auto"/>
+                <w:sz w:val="28"/>
+                <w:szCs w:val="28"/>
+              </w:rPr>
+              <w:fldChar w:fldCharType="begin"/>
+            </w:r>
+            <w:r>
+              <w:rPr>
+                <w:i w:val="0"/>
+                <w:iCs w:val="0"/>
+                <w:color w:val="auto"/>
+                <w:sz w:val="28"/>
+                <w:szCs w:val="28"/>
+              </w:rPr>
+              <w:instrText xml:space="preserve"> SEQ Рисунок \* ARABIC </w:instrText>
+            </w:r>
+            <w:r>
+              <w:rPr>
+                <w:i w:val="0"/>
+                <w:iCs w:val="0"/>
+                <w:color w:val="auto"/>
+                <w:sz w:val="28"/>
+                <w:szCs w:val="28"/>
+              </w:rPr>
+              <w:fldChar w:fldCharType="separate"/>
+            </w:r>
+            <w:r>
+              <w:rPr>
+                <w:i w:val="0"/>
+                <w:iCs w:val="0"/>
+                <w:noProof/>
+                <w:color w:val="auto"/>
+                <w:sz w:val="28"/>
+                <w:szCs w:val="28"/>
+              </w:rPr>
+              <w:t>1</w:t>
+            </w:r>
+            <w:r>
+              <w:rPr>
+                <w:i w:val="0"/>
+                <w:iCs w:val="0"/>
+                <w:color w:val="auto"/>
+                <w:sz w:val="28"/>
+                <w:szCs w:val="28"/>
+              </w:rPr>
+              <w:fldChar w:fldCharType="end"/>
+            </w:r>
+            <w:r>
+              <w:rPr>
+                <w:i w:val="0"/>
+                <w:iCs w:val="0"/>
+                <w:color w:val="auto"/>
+                <w:sz w:val="28"/>
+                <w:szCs w:val="28"/>
+              </w:rPr>
+              <w:t xml:space="preserve"> — Исходное изображение</w:t>
+            </w:r>
+          </w:p>
+          <w:p>
+            <w:pPr>
+              <w:suppressAutoHyphens/>
+              <w:ind w:firstLine="0"/>
+              <w:rPr>
+                <w:rFonts w:eastAsia="Times New Roman" w:cs="Times New Roman"/>
+              </w:rPr>
+            </w:pPr>
+          </w:p>
+        </w:tc>
+        <w:tc>
+          <w:tcPr>
+            <w:tcW w:w="5228" w:type="dxa"/>
+          </w:tcPr>
+          <w:p>
+            <w:pPr>
+              <w:keepNext/>
+              <w:suppressAutoHyphens/>
+              <w:ind w:firstLine="0"/>
+              <w:jc w:val="center"/>
+            </w:pPr>
+            <w:r>
+              <w:rPr>
+                <w:noProof/>
+              </w:rPr>
+              <w:drawing>
+                <wp:inline distT="0" distB="0" distL="0" distR="0" wp14:anchorId="2264B8CA" wp14:editId="60453E48">
+                  <wp:extent cx="2954867" cy="2336664"/>
+                  <wp:effectExtent l="0" t="0" r="0" b="6985"/>
+                  <wp:docPr id="2" name="Рисунок 2" descr="Изображение выглядит как текст, часы&#10;&#10;Автоматически созданное описание"/>
+                  <wp:cNvGraphicFramePr>
+                    <a:graphicFrameLocks xmlns:a="http://schemas.openxmlformats.org/drawingml/2006/main" noChangeAspect="1"/>
+                  </wp:cNvGraphicFramePr>
+                  <a:graphic xmlns:a="http://schemas.openxmlformats.org/drawingml/2006/main">
+                    <a:graphicData uri="http://schemas.openxmlformats.org/drawingml/2006/picture">
+                      <pic:pic xmlns:pic="http://schemas.openxmlformats.org/drawingml/2006/picture">
+                        <pic:nvPicPr>
+                          <pic:cNvPr id="2" name="Рисунок 2" descr="Изображение выглядит как текст, часы&#10;&#10;Автоматически созданное описание"/>
+                          <pic:cNvPicPr>
+                            <a:picLocks noChangeAspect="1" noChangeArrowheads="1"/>
+                          </pic:cNvPicPr>
+                        </pic:nvPicPr>
+                        <pic:blipFill>
+                          <a:blip r:embed="rId6" cstate="print">
+                            <a:extLst>
+                              <a:ext uri="{28A0092B-C50C-407E-A947-70E740481C1C}">
+                                <a14:useLocalDpi xmlns:a14="http://schemas.microsoft.com/office/drawing/2010/main" val="0"/>
+                              </a:ext>
+                            </a:extLst>
+                          </a:blip>
+                          <a:srcRect/>
+                          <a:stretch>
+                            <a:fillRect/>
+                          </a:stretch>
+                        </pic:blipFill>
+                        <pic:spPr bwMode="auto">
+                          <a:xfrm>
+                            <a:off x="0" y="0"/>
+                            <a:ext cx="2984927" cy="2360435"/>
+                          </a:xfrm>
+                          <a:prstGeom prst="rect">
+                            <a:avLst/>
+                          </a:prstGeom>
+                          <a:noFill/>
+                          <a:ln>
+                            <a:noFill/>
+                          </a:ln>
+                        </pic:spPr>
+                      </pic:pic>
+                    </a:graphicData>
+                  </a:graphic>
+                </wp:inline>
+              </w:drawing>
+            </w:r>
+          </w:p>
+          <w:p>
+            <w:pPr>
+              <w:pStyle w:val="a5"/>
+              <w:ind w:firstLine="0"/>
+              <w:jc w:val="center"/>
+              <w:rPr>
+                <w:i w:val="0"/>
+                <w:iCs w:val="0"/>
+                <w:color w:val="auto"/>
+                <w:sz w:val="28"/>
+                <w:szCs w:val="28"/>
+              </w:rPr>
+            </w:pPr>
+            <w:r>
+              <w:rPr>
+                <w:i w:val="0"/>
+                <w:iCs w:val="0"/>
+                <w:color w:val="auto"/>
+                <w:sz w:val="28"/>
+                <w:szCs w:val="28"/>
+              </w:rPr>
+              <w:t xml:space="preserve">Рисунок </w:t>
+            </w:r>
+            <w:r>
+              <w:rPr>
+                <w:i w:val="0"/>
+                <w:iCs w:val="0"/>
+                <w:color w:val="auto"/>
+                <w:sz w:val="28"/>
+                <w:szCs w:val="28"/>
+              </w:rPr>
+              <w:fldChar w:fldCharType="begin"/>
+            </w:r>
+            <w:r>
+              <w:rPr>
+                <w:i w:val="0"/>
+                <w:iCs w:val="0"/>
+                <w:color w:val="auto"/>
+                <w:sz w:val="28"/>
+                <w:szCs w:val="28"/>
+              </w:rPr>
+              <w:instrText xml:space="preserve"> SEQ Рисунок \* ARABIC </w:instrText>
+            </w:r>
+            <w:r>
+              <w:rPr>
+                <w:i w:val="0"/>
+                <w:iCs w:val="0"/>
+                <w:color w:val="auto"/>
+                <w:sz w:val="28"/>
+                <w:szCs w:val="28"/>
+              </w:rPr>
+              <w:fldChar w:fldCharType="separate"/>
+            </w:r>
+            <w:r>
+              <w:rPr>
+                <w:i w:val="0"/>
+                <w:iCs w:val="0"/>
+                <w:noProof/>
+                <w:color w:val="auto"/>
+                <w:sz w:val="28"/>
+                <w:szCs w:val="28"/>
+              </w:rPr>
+              <w:t>2</w:t>
+            </w:r>
+            <w:r>
+              <w:rPr>
+                <w:i w:val="0"/>
+                <w:iCs w:val="0"/>
+                <w:color w:val="auto"/>
+                <w:sz w:val="28"/>
+                <w:szCs w:val="28"/>
+              </w:rPr>
+              <w:fldChar w:fldCharType="end"/>
+            </w:r>
+            <w:r>
+              <w:rPr>
+                <w:i w:val="0"/>
+                <w:iCs w:val="0"/>
+                <w:color w:val="auto"/>
+                <w:sz w:val="28"/>
+                <w:szCs w:val="28"/>
+              </w:rPr>
+              <w:t xml:space="preserve"> — Степень упаковки</w:t>
+            </w:r>
+          </w:p>
+          <w:p>
+            <w:pPr>
+              <w:suppressAutoHyphens/>
+              <w:ind w:firstLine="0"/>
+              <w:rPr>
+                <w:rFonts w:eastAsia="Times New Roman" w:cs="Times New Roman"/>
+              </w:rPr>
+            </w:pPr>
+          </w:p>
+        </w:tc>
+      </w:tr>
+      <w:tr>
+        <w:tc>
+          <w:tcPr>
+            <w:tcW w:w="5228" w:type="dxa"/>
+          </w:tcPr>
+          <w:p>
+            <w:pPr>
+              <w:pStyle w:val="a5"/>
+              <w:keepNext/>
+              <w:ind w:firstLine="0"/>
+              <w:jc w:val="center"/>
+            </w:pPr>
+            <w:r>
+              <w:rPr>
+                <w:noProof/>
+              </w:rPr>
+              <w:drawing>
+                <wp:inline distT="0" distB="0" distL="0" distR="0" wp14:anchorId="148CDFBC" wp14:editId="32F92B9F">
+                  <wp:extent cx="2861733" cy="2266380"/>
+                  <wp:effectExtent l="0" t="0" r="0" b="635"/>
+                  <wp:docPr id="3" name="Рисунок 3" descr="Изображение выглядит как текст, часы&#10;&#10;Автоматически созданное описание"/>
+                  <wp:cNvGraphicFramePr>
+                    <a:graphicFrameLocks xmlns:a="http://schemas.openxmlformats.org/drawingml/2006/main" noChangeAspect="1"/>
+                  </wp:cNvGraphicFramePr>
+                  <a:graphic xmlns:a="http://schemas.openxmlformats.org/drawingml/2006/main">
+                    <a:graphicData uri="http://schemas.openxmlformats.org/drawingml/2006/picture">
+                      <pic:pic xmlns:pic="http://schemas.openxmlformats.org/drawingml/2006/picture">
+                        <pic:nvPicPr>
+                          <pic:cNvPr id="3" name="Рисунок 3" descr="Изображение выглядит как текст, часы&#10;&#10;Автоматически созданное описание"/>
+                          <pic:cNvPicPr>
+                            <a:picLocks noChangeAspect="1" noChangeArrowheads="1"/>
+                          </pic:cNvPicPr>
+                        </pic:nvPicPr>
+                        <pic:blipFill>
+                          <a:blip r:embed="rId7" cstate="print">
+                            <a:extLst>
+                              <a:ext uri="{28A0092B-C50C-407E-A947-70E740481C1C}">
+                                <a14:useLocalDpi xmlns:a14="http://schemas.microsoft.com/office/drawing/2010/main" val="0"/>
+                              </a:ext>
+                            </a:extLst>
+                          </a:blip>
+                          <a:srcRect/>
+                          <a:stretch>
+                            <a:fillRect/>
+                          </a:stretch>
+                        </pic:blipFill>
+                        <pic:spPr bwMode="auto">
+                          <a:xfrm>
+                            <a:off x="0" y="0"/>
+                            <a:ext cx="2890718" cy="2289335"/>
+                          </a:xfrm>
+                          <a:prstGeom prst="rect">
+                            <a:avLst/>
+                          </a:prstGeom>
+                          <a:noFill/>
+                          <a:ln>
+                            <a:noFill/>
+                          </a:ln>
+                        </pic:spPr>
+                      </pic:pic>
+                    </a:graphicData>
+                  </a:graphic>
+                </wp:inline>
+              </w:drawing>
+            </w:r>
+          </w:p>
+          <w:p>
+            <w:pPr>
+              <w:pStyle w:val="a5"/>
+              <w:ind w:firstLine="0"/>
+              <w:jc w:val="center"/>
+              <w:rPr>
+                <w:i w:val="0"/>
+                <w:iCs w:val="0"/>
+                <w:color w:val="auto"/>
+                <w:sz w:val="28"/>
+                <w:szCs w:val="28"/>
+              </w:rPr>
+            </w:pPr>
+            <w:r>
+              <w:rPr>
+                <w:i w:val="0"/>
+                <w:iCs w:val="0"/>
+                <w:color w:val="auto"/>
+                <w:sz w:val="28"/>
+                <w:szCs w:val="28"/>
+              </w:rPr>
+              <w:t xml:space="preserve">Рисунок </w:t>
+            </w:r>
+            <w:r>
+              <w:rPr>
+                <w:i w:val="0"/>
+                <w:iCs w:val="0"/>
+                <w:color w:val="auto"/>
+                <w:sz w:val="28"/>
+                <w:szCs w:val="28"/>
+              </w:rPr>
+              <w:fldChar w:fldCharType="begin"/>
+            </w:r>
+            <w:r>
+              <w:rPr>
+                <w:i w:val="0"/>
+                <w:iCs w:val="0"/>
+                <w:color w:val="auto"/>
+                <w:sz w:val="28"/>
+                <w:szCs w:val="28"/>
+              </w:rPr>
+              <w:instrText xml:space="preserve"> SEQ Рисунок \* ARABIC </w:instrText>
+            </w:r>
+            <w:r>
+              <w:rPr>
+                <w:i w:val="0"/>
+                <w:iCs w:val="0"/>
+                <w:color w:val="auto"/>
+                <w:sz w:val="28"/>
+                <w:szCs w:val="28"/>
+              </w:rPr>
+              <w:fldChar w:fldCharType="separate"/>
+            </w:r>
+            <w:r>
+              <w:rPr>
+                <w:i w:val="0"/>
+                <w:iCs w:val="0"/>
+                <w:noProof/>
+                <w:color w:val="auto"/>
+                <w:sz w:val="28"/>
+                <w:szCs w:val="28"/>
+              </w:rPr>
+              <w:t>3</w:t>
+            </w:r>
+            <w:r>
+              <w:rPr>
+                <w:i w:val="0"/>
+                <w:iCs w:val="0"/>
+                <w:color w:val="auto"/>
+                <w:sz w:val="28"/>
+                <w:szCs w:val="28"/>
+              </w:rPr>
+              <w:fldChar w:fldCharType="end"/>
+            </w:r>
+            <w:r>
+              <w:rPr>
+                <w:i w:val="0"/>
+                <w:iCs w:val="0"/>
+                <w:color w:val="auto"/>
+                <w:sz w:val="28"/>
+                <w:szCs w:val="28"/>
+              </w:rPr>
+              <w:t xml:space="preserve"> — Степень упаковки 4</w:t>
+            </w:r>
+          </w:p>
+          <w:p>
+            <w:pPr>
+              <w:suppressAutoHyphens/>
+              <w:ind w:firstLine="0"/>
+              <w:rPr>
+                <w:rFonts w:eastAsia="Times New Roman" w:cs="Times New Roman"/>
+              </w:rPr>
+            </w:pPr>
+          </w:p>
+        </w:tc>
+        <w:tc>
+          <w:tcPr>
+            <w:tcW w:w="5228" w:type="dxa"/>
+          </w:tcPr>
+          <w:p>
+            <w:pPr>
+              <w:pStyle w:val="a5"/>
+              <w:keepNext/>
+              <w:ind w:firstLine="0"/>
+              <w:jc w:val="center"/>
+            </w:pPr>
+            <w:r>
+              <w:rPr>
+                <w:noProof/>
+              </w:rPr>
+              <w:drawing>
+                <wp:inline distT="0" distB="0" distL="0" distR="0" wp14:anchorId="4A960502" wp14:editId="440BAD78">
+                  <wp:extent cx="2897198" cy="2294467"/>
+                  <wp:effectExtent l="0" t="0" r="0" b="0"/>
+                  <wp:docPr id="4" name="Рисунок 4" descr="Изображение выглядит как текст, часы&#10;&#10;Автоматически созданное описание"/>
+                  <wp:cNvGraphicFramePr>
+                    <a:graphicFrameLocks xmlns:a="http://schemas.openxmlformats.org/drawingml/2006/main" noChangeAspect="1"/>
+                  </wp:cNvGraphicFramePr>
+                  <a:graphic xmlns:a="http://schemas.openxmlformats.org/drawingml/2006/main">
+                    <a:graphicData uri="http://schemas.openxmlformats.org/drawingml/2006/picture">
+                      <pic:pic xmlns:pic="http://schemas.openxmlformats.org/drawingml/2006/picture">
+                        <pic:nvPicPr>
+                          <pic:cNvPr id="4" name="Рисунок 4" descr="Изображение выглядит как текст, часы&#10;&#10;Автоматически созданное описание"/>
+                          <pic:cNvPicPr>
+                            <a:picLocks noChangeAspect="1" noChangeArrowheads="1"/>
+                          </pic:cNvPicPr>
+                        </pic:nvPicPr>
+                        <pic:blipFill>
+                          <a:blip r:embed="rId8" cstate="print">
+                            <a:extLst>
+                              <a:ext uri="{28A0092B-C50C-407E-A947-70E740481C1C}">
+                                <a14:useLocalDpi xmlns:a14="http://schemas.microsoft.com/office/drawing/2010/main" val="0"/>
+                              </a:ext>
+                            </a:extLst>
+                          </a:blip>
+                          <a:srcRect/>
+                          <a:stretch>
+                            <a:fillRect/>
+                          </a:stretch>
+                        </pic:blipFill>
+                        <pic:spPr bwMode="auto">
+                          <a:xfrm>
+                            <a:off x="0" y="0"/>
+                            <a:ext cx="2935566" cy="2324853"/>
+                          </a:xfrm>
+                          <a:prstGeom prst="rect">
+                            <a:avLst/>
+                          </a:prstGeom>
+                          <a:noFill/>
+                          <a:ln>
+                            <a:noFill/>
+                          </a:ln>
+                        </pic:spPr>
+                      </pic:pic>
+                    </a:graphicData>
+                  </a:graphic>
+                </wp:inline>
+              </w:drawing>
+            </w:r>
+          </w:p>
+          <w:p>
+            <w:pPr>
+              <w:pStyle w:val="a5"/>
+              <w:ind w:firstLine="0"/>
+              <w:jc w:val="center"/>
+              <w:rPr>
+                <w:i w:val="0"/>
+                <w:iCs w:val="0"/>
+                <w:color w:val="auto"/>
+                <w:sz w:val="28"/>
+                <w:szCs w:val="28"/>
+              </w:rPr>
+            </w:pPr>
+            <w:r>
+              <w:rPr>
+                <w:i w:val="0"/>
+                <w:iCs w:val="0"/>
+                <w:color w:val="auto"/>
+                <w:sz w:val="28"/>
+                <w:szCs w:val="28"/>
+              </w:rPr>
+              <w:t xml:space="preserve">Рисунок </w:t>
+            </w:r>
+            <w:r>
+              <w:rPr>
+                <w:i w:val="0"/>
+                <w:iCs w:val="0"/>
+                <w:color w:val="auto"/>
+                <w:sz w:val="28"/>
+                <w:szCs w:val="28"/>
+              </w:rPr>
+              <w:fldChar w:fldCharType="begin"/>
+            </w:r>
+            <w:r>
+              <w:rPr>
+                <w:i w:val="0"/>
+                <w:iCs w:val="0"/>
+                <w:color w:val="auto"/>
+                <w:sz w:val="28"/>
+                <w:szCs w:val="28"/>
+              </w:rPr>
+              <w:instrText xml:space="preserve"> SEQ Рисунок \* ARABIC </w:instrText>
+            </w:r>
+            <w:r>
+              <w:rPr>
+                <w:i w:val="0"/>
+                <w:iCs w:val="0"/>
+                <w:color w:val="auto"/>
+                <w:sz w:val="28"/>
+                <w:szCs w:val="28"/>
+              </w:rPr>
+              <w:fldChar w:fldCharType="separate"/>
+            </w:r>
+            <w:r>
+              <w:rPr>
+                <w:i w:val="0"/>
+                <w:iCs w:val="0"/>
+                <w:noProof/>
+                <w:color w:val="auto"/>
+                <w:sz w:val="28"/>
+                <w:szCs w:val="28"/>
+              </w:rPr>
+              <w:t>4</w:t>
+            </w:r>
+            <w:r>
+              <w:rPr>
+                <w:i w:val="0"/>
+                <w:iCs w:val="0"/>
+                <w:color w:val="auto"/>
+                <w:sz w:val="28"/>
+                <w:szCs w:val="28"/>
+              </w:rPr>
+              <w:fldChar w:fldCharType="end"/>
+            </w:r>
+            <w:r>
+              <w:rPr>
+                <w:i w:val="0"/>
+                <w:iCs w:val="0"/>
+                <w:color w:val="auto"/>
+                <w:sz w:val="28"/>
+                <w:szCs w:val="28"/>
+              </w:rPr>
+              <w:t xml:space="preserve"> — Степень упаковки 8</w:t>
+            </w:r>
+          </w:p>
+          <w:p>
+            <w:pPr>
+              <w:suppressAutoHyphens/>
+              <w:ind w:firstLine="0"/>
+              <w:rPr>
+                <w:rFonts w:eastAsia="Times New Roman" w:cs="Times New Roman"/>
+              </w:rPr>
+            </w:pPr>
+          </w:p>
+        </w:tc>
+      </w:tr>
+    </w:tbl>
     <w:p>
       <w:pPr>
         <w:suppressAutoHyphens/>
@@ -1468,687 +2200,32 @@
         <w:rPr>
           <w:rFonts w:eastAsia="Times New Roman" w:cs="Times New Roman"/>
           <w:b/>
-          <w:bCs/>
-        </w:rPr>
-      </w:pPr>
-      <w:r>
+        </w:rPr>
+      </w:pPr>
+    </w:p>
+    <w:p>
+      <w:pPr>
+        <w:suppressAutoHyphens/>
         <w:rPr>
           <w:rFonts w:eastAsia="Times New Roman" w:cs="Times New Roman"/>
           <w:b/>
-          <w:bCs/>
-        </w:rPr>
-        <w:tab/>
-      </w:r>
-      <w:bookmarkStart w:id="1" w:name="_Hlk100178396"/>
-      <w:r>
+        </w:rPr>
+      </w:pPr>
+    </w:p>
+    <w:p>
+      <w:pPr>
+        <w:suppressAutoHyphens/>
         <w:rPr>
           <w:rFonts w:eastAsia="Times New Roman" w:cs="Times New Roman"/>
           <w:b/>
-          <w:bCs/>
-        </w:rPr>
-        <w:t>Результаты анализа влияния степеней упаковки на полученное изображение</w:t>
-      </w:r>
-      <w:bookmarkEnd w:id="1"/>
-    </w:p>
-    <w:p>
-      <w:pPr>
-        <w:suppressAutoHyphens/>
-        <w:ind w:firstLine="708"/>
-        <w:rPr>
-          <w:rFonts w:eastAsia="Times New Roman" w:cs="Times New Roman"/>
-          <w:lang w:val="en-US"/>
-        </w:rPr>
-      </w:pPr>
-      <w:r>
-        <w:rPr>
-          <w:rFonts w:eastAsia="Times New Roman" w:cs="Times New Roman"/>
-        </w:rPr>
-        <w:t>В зависимости от степени упаковки меняется качество получаемого изображения. При степени упаковки 1,</w:t>
-      </w:r>
-      <w:r>
-        <w:rPr>
-          <w:rFonts w:eastAsia="Times New Roman" w:cs="Times New Roman"/>
-        </w:rPr>
-        <w:t xml:space="preserve"> </w:t>
-      </w:r>
-      <w:r>
-        <w:rPr>
-          <w:rFonts w:eastAsia="Times New Roman" w:cs="Times New Roman"/>
-        </w:rPr>
-        <w:t xml:space="preserve">2 изменения незаметны человеческому глазу, так как он не способен различить столь незначительные изменения оттенков. При степени упаковки 4 уже </w:t>
-      </w:r>
-      <w:r>
-        <w:rPr>
-          <w:rFonts w:eastAsia="Times New Roman" w:cs="Times New Roman"/>
-        </w:rPr>
-        <w:t>можно</w:t>
-      </w:r>
-      <w:r>
-        <w:rPr>
-          <w:rFonts w:eastAsia="Times New Roman" w:cs="Times New Roman"/>
-        </w:rPr>
-        <w:t xml:space="preserve"> отличить исходное изображение от того, где скрыто сообщение, но на общую картину это влияет слабо, так как заметны лишь небольшие изменения оттенк</w:t>
-      </w:r>
-      <w:r>
-        <w:rPr>
-          <w:rFonts w:eastAsia="Times New Roman" w:cs="Times New Roman"/>
-        </w:rPr>
-        <w:t>ов</w:t>
-      </w:r>
-      <w:r>
-        <w:rPr>
-          <w:rFonts w:eastAsia="Times New Roman" w:cs="Times New Roman"/>
-        </w:rPr>
-        <w:t>. Но при степени упаковки 8, уже явно заметно вмешательство, пиксели изображения полностью не соответствуют действительности, так как байты изображения полностью заменяются.</w:t>
-      </w:r>
-      <w:r>
-        <w:rPr>
-          <w:rFonts w:eastAsia="Times New Roman" w:cs="Times New Roman"/>
-        </w:rPr>
-        <w:t xml:space="preserve"> Вес файла с текстом </w:t>
-      </w:r>
-      <w:r>
-        <w:rPr>
-          <w:rFonts w:eastAsia="Times New Roman" w:cs="Times New Roman"/>
-          <w:bCs/>
-        </w:rPr>
-        <w:t xml:space="preserve">— </w:t>
-      </w:r>
-      <w:r>
-        <w:rPr>
-          <w:rFonts w:eastAsia="Times New Roman" w:cs="Times New Roman"/>
-        </w:rPr>
-        <w:t>82</w:t>
-      </w:r>
-      <w:r>
-        <w:rPr>
-          <w:rFonts w:eastAsia="Times New Roman" w:cs="Times New Roman"/>
-        </w:rPr>
-        <w:t> 076 байт</w:t>
-      </w:r>
-      <w:r>
-        <w:rPr>
-          <w:rFonts w:eastAsia="Times New Roman" w:cs="Times New Roman"/>
-        </w:rPr>
-        <w:t>.</w:t>
-      </w:r>
-    </w:p>
-    <w:p>
-      <w:pPr>
-        <w:suppressAutoHyphens/>
-        <w:ind w:firstLine="708"/>
-        <w:rPr>
-          <w:rFonts w:eastAsia="Times New Roman" w:cs="Times New Roman"/>
-          <w:lang w:val="en-US"/>
-        </w:rPr>
-      </w:pPr>
-    </w:p>
-    <w:p>
-      <w:pPr>
-        <w:keepNext/>
-        <w:suppressAutoHyphens/>
-        <w:ind w:firstLine="0"/>
-        <w:jc w:val="center"/>
-      </w:pPr>
-      <w:r>
-        <w:rPr>
-          <w:noProof/>
-        </w:rPr>
-        <w:drawing>
-          <wp:inline distT="0" distB="0" distL="0" distR="0" wp14:anchorId="576DDA9D" wp14:editId="62A055AD">
-            <wp:extent cx="3298866" cy="2612572"/>
-            <wp:effectExtent l="0" t="0" r="0" b="0"/>
-            <wp:docPr id="1" name="Рисунок 1" descr="Изображение выглядит как текст, часы&#10;&#10;Автоматически созданное описание"/>
-            <wp:cNvGraphicFramePr>
-              <a:graphicFrameLocks xmlns:a="http://schemas.openxmlformats.org/drawingml/2006/main" noChangeAspect="1"/>
-            </wp:cNvGraphicFramePr>
-            <a:graphic xmlns:a="http://schemas.openxmlformats.org/drawingml/2006/main">
-              <a:graphicData uri="http://schemas.openxmlformats.org/drawingml/2006/picture">
-                <pic:pic xmlns:pic="http://schemas.openxmlformats.org/drawingml/2006/picture">
-                  <pic:nvPicPr>
-                    <pic:cNvPr id="1" name="Рисунок 1" descr="Изображение выглядит как текст, часы&#10;&#10;Автоматически созданное описание"/>
-                    <pic:cNvPicPr>
-                      <a:picLocks noChangeAspect="1" noChangeArrowheads="1"/>
-                    </pic:cNvPicPr>
-                  </pic:nvPicPr>
-                  <pic:blipFill>
-                    <a:blip r:embed="rId5" cstate="print">
-                      <a:extLst>
-                        <a:ext uri="{28A0092B-C50C-407E-A947-70E740481C1C}">
-                          <a14:useLocalDpi xmlns:a14="http://schemas.microsoft.com/office/drawing/2010/main" val="0"/>
-                        </a:ext>
-                      </a:extLst>
-                    </a:blip>
-                    <a:srcRect/>
-                    <a:stretch>
-                      <a:fillRect/>
-                    </a:stretch>
-                  </pic:blipFill>
-                  <pic:spPr bwMode="auto">
-                    <a:xfrm>
-                      <a:off x="0" y="0"/>
-                      <a:ext cx="3343505" cy="2647924"/>
-                    </a:xfrm>
-                    <a:prstGeom prst="rect">
-                      <a:avLst/>
-                    </a:prstGeom>
-                    <a:noFill/>
-                    <a:ln>
-                      <a:noFill/>
-                    </a:ln>
-                  </pic:spPr>
-                </pic:pic>
-              </a:graphicData>
-            </a:graphic>
-          </wp:inline>
-        </w:drawing>
-      </w:r>
-    </w:p>
-    <w:p>
-      <w:pPr>
-        <w:pStyle w:val="a5"/>
-        <w:ind w:firstLine="0"/>
-        <w:jc w:val="center"/>
-        <w:rPr>
-          <w:i w:val="0"/>
-          <w:iCs w:val="0"/>
-          <w:color w:val="auto"/>
-        </w:rPr>
-      </w:pPr>
-      <w:r>
-        <w:rPr>
-          <w:i w:val="0"/>
-          <w:iCs w:val="0"/>
-          <w:color w:val="auto"/>
-        </w:rPr>
-        <w:t xml:space="preserve">Рисунок </w:t>
-      </w:r>
-      <w:r>
-        <w:rPr>
-          <w:i w:val="0"/>
-          <w:iCs w:val="0"/>
-          <w:color w:val="auto"/>
-        </w:rPr>
-        <w:fldChar w:fldCharType="begin"/>
-      </w:r>
-      <w:r>
-        <w:rPr>
-          <w:i w:val="0"/>
-          <w:iCs w:val="0"/>
-          <w:color w:val="auto"/>
-        </w:rPr>
-        <w:instrText xml:space="preserve"> SEQ Рисунок \* ARABIC </w:instrText>
-      </w:r>
-      <w:r>
-        <w:rPr>
-          <w:i w:val="0"/>
-          <w:iCs w:val="0"/>
-          <w:color w:val="auto"/>
-        </w:rPr>
-        <w:fldChar w:fldCharType="separate"/>
-      </w:r>
-      <w:r>
-        <w:rPr>
-          <w:i w:val="0"/>
-          <w:iCs w:val="0"/>
-          <w:noProof/>
-          <w:color w:val="auto"/>
-        </w:rPr>
-        <w:t>1</w:t>
-      </w:r>
-      <w:r>
-        <w:rPr>
-          <w:i w:val="0"/>
-          <w:iCs w:val="0"/>
-          <w:color w:val="auto"/>
-        </w:rPr>
-        <w:fldChar w:fldCharType="end"/>
-      </w:r>
-      <w:r>
-        <w:rPr>
-          <w:i w:val="0"/>
-          <w:iCs w:val="0"/>
-          <w:color w:val="auto"/>
-        </w:rPr>
-        <w:t xml:space="preserve"> — Исходное изображение</w:t>
-      </w:r>
-    </w:p>
-    <w:p>
-      <w:pPr>
-        <w:keepNext/>
-        <w:suppressAutoHyphens/>
-        <w:ind w:firstLine="0"/>
-      </w:pPr>
-    </w:p>
-    <w:p>
-      <w:pPr>
-        <w:keepNext/>
-        <w:suppressAutoHyphens/>
-        <w:ind w:firstLine="0"/>
-        <w:jc w:val="center"/>
-      </w:pPr>
-      <w:r>
-        <w:rPr>
-          <w:noProof/>
-        </w:rPr>
-        <w:drawing>
-          <wp:inline distT="0" distB="0" distL="0" distR="0" wp14:anchorId="08493BBF" wp14:editId="795EF22A">
-            <wp:extent cx="3166113" cy="2503714"/>
-            <wp:effectExtent l="0" t="0" r="0" b="0"/>
-            <wp:docPr id="2" name="Рисунок 2" descr="Изображение выглядит как текст, часы&#10;&#10;Автоматически созданное описание"/>
-            <wp:cNvGraphicFramePr>
-              <a:graphicFrameLocks xmlns:a="http://schemas.openxmlformats.org/drawingml/2006/main" noChangeAspect="1"/>
-            </wp:cNvGraphicFramePr>
-            <a:graphic xmlns:a="http://schemas.openxmlformats.org/drawingml/2006/main">
-              <a:graphicData uri="http://schemas.openxmlformats.org/drawingml/2006/picture">
-                <pic:pic xmlns:pic="http://schemas.openxmlformats.org/drawingml/2006/picture">
-                  <pic:nvPicPr>
-                    <pic:cNvPr id="2" name="Рисунок 2" descr="Изображение выглядит как текст, часы&#10;&#10;Автоматически созданное описание"/>
-                    <pic:cNvPicPr>
-                      <a:picLocks noChangeAspect="1" noChangeArrowheads="1"/>
-                    </pic:cNvPicPr>
-                  </pic:nvPicPr>
-                  <pic:blipFill>
-                    <a:blip r:embed="rId6" cstate="print">
-                      <a:extLst>
-                        <a:ext uri="{28A0092B-C50C-407E-A947-70E740481C1C}">
-                          <a14:useLocalDpi xmlns:a14="http://schemas.microsoft.com/office/drawing/2010/main" val="0"/>
-                        </a:ext>
-                      </a:extLst>
-                    </a:blip>
-                    <a:srcRect/>
-                    <a:stretch>
-                      <a:fillRect/>
-                    </a:stretch>
-                  </pic:blipFill>
-                  <pic:spPr bwMode="auto">
-                    <a:xfrm>
-                      <a:off x="0" y="0"/>
-                      <a:ext cx="3195180" cy="2526700"/>
-                    </a:xfrm>
-                    <a:prstGeom prst="rect">
-                      <a:avLst/>
-                    </a:prstGeom>
-                    <a:noFill/>
-                    <a:ln>
-                      <a:noFill/>
-                    </a:ln>
-                  </pic:spPr>
-                </pic:pic>
-              </a:graphicData>
-            </a:graphic>
-          </wp:inline>
-        </w:drawing>
-      </w:r>
-    </w:p>
-    <w:p>
-      <w:pPr>
-        <w:pStyle w:val="a5"/>
-        <w:ind w:firstLine="0"/>
-        <w:jc w:val="center"/>
-        <w:rPr>
-          <w:i w:val="0"/>
-          <w:iCs w:val="0"/>
-          <w:color w:val="auto"/>
-        </w:rPr>
-      </w:pPr>
-      <w:r>
-        <w:rPr>
-          <w:i w:val="0"/>
-          <w:iCs w:val="0"/>
-          <w:color w:val="auto"/>
-        </w:rPr>
-        <w:t xml:space="preserve">Рисунок </w:t>
-      </w:r>
-      <w:r>
-        <w:rPr>
-          <w:i w:val="0"/>
-          <w:iCs w:val="0"/>
-          <w:color w:val="auto"/>
-        </w:rPr>
-        <w:fldChar w:fldCharType="begin"/>
-      </w:r>
-      <w:r>
-        <w:rPr>
-          <w:i w:val="0"/>
-          <w:iCs w:val="0"/>
-          <w:color w:val="auto"/>
-        </w:rPr>
-        <w:instrText xml:space="preserve"> SEQ Рисунок \* ARABIC </w:instrText>
-      </w:r>
-      <w:r>
-        <w:rPr>
-          <w:i w:val="0"/>
-          <w:iCs w:val="0"/>
-          <w:color w:val="auto"/>
-        </w:rPr>
-        <w:fldChar w:fldCharType="separate"/>
-      </w:r>
-      <w:r>
-        <w:rPr>
-          <w:i w:val="0"/>
-          <w:iCs w:val="0"/>
-          <w:noProof/>
-          <w:color w:val="auto"/>
-        </w:rPr>
-        <w:t>2</w:t>
-      </w:r>
-      <w:r>
-        <w:rPr>
-          <w:i w:val="0"/>
-          <w:iCs w:val="0"/>
-          <w:color w:val="auto"/>
-        </w:rPr>
-        <w:fldChar w:fldCharType="end"/>
-      </w:r>
-      <w:r>
-        <w:rPr>
-          <w:i w:val="0"/>
-          <w:iCs w:val="0"/>
-          <w:color w:val="auto"/>
-        </w:rPr>
-        <w:t xml:space="preserve"> — Степень упаковки</w:t>
-      </w:r>
-    </w:p>
-    <w:p>
-      <w:pPr>
-        <w:pStyle w:val="a5"/>
-        <w:keepNext/>
-        <w:ind w:firstLine="0"/>
-        <w:jc w:val="center"/>
-      </w:pPr>
-      <w:r>
-        <w:rPr>
-          <w:noProof/>
+        </w:rPr>
+      </w:pPr>
+      <w:r>
+        <w:rPr>
+          <w:rFonts w:eastAsia="Times New Roman" w:cs="Times New Roman"/>
+          <w:b/>
         </w:rPr>
         <w:lastRenderedPageBreak/>
-        <w:drawing>
-          <wp:inline distT="0" distB="0" distL="0" distR="0" wp14:anchorId="742FD51C" wp14:editId="68A60D6B">
-            <wp:extent cx="3175158" cy="2514600"/>
-            <wp:effectExtent l="0" t="0" r="6350" b="0"/>
-            <wp:docPr id="3" name="Рисунок 3" descr="Изображение выглядит как текст, часы&#10;&#10;Автоматически созданное описание"/>
-            <wp:cNvGraphicFramePr>
-              <a:graphicFrameLocks xmlns:a="http://schemas.openxmlformats.org/drawingml/2006/main" noChangeAspect="1"/>
-            </wp:cNvGraphicFramePr>
-            <a:graphic xmlns:a="http://schemas.openxmlformats.org/drawingml/2006/main">
-              <a:graphicData uri="http://schemas.openxmlformats.org/drawingml/2006/picture">
-                <pic:pic xmlns:pic="http://schemas.openxmlformats.org/drawingml/2006/picture">
-                  <pic:nvPicPr>
-                    <pic:cNvPr id="3" name="Рисунок 3" descr="Изображение выглядит как текст, часы&#10;&#10;Автоматически созданное описание"/>
-                    <pic:cNvPicPr>
-                      <a:picLocks noChangeAspect="1" noChangeArrowheads="1"/>
-                    </pic:cNvPicPr>
-                  </pic:nvPicPr>
-                  <pic:blipFill>
-                    <a:blip r:embed="rId7" cstate="print">
-                      <a:extLst>
-                        <a:ext uri="{28A0092B-C50C-407E-A947-70E740481C1C}">
-                          <a14:useLocalDpi xmlns:a14="http://schemas.microsoft.com/office/drawing/2010/main" val="0"/>
-                        </a:ext>
-                      </a:extLst>
-                    </a:blip>
-                    <a:srcRect/>
-                    <a:stretch>
-                      <a:fillRect/>
-                    </a:stretch>
-                  </pic:blipFill>
-                  <pic:spPr bwMode="auto">
-                    <a:xfrm>
-                      <a:off x="0" y="0"/>
-                      <a:ext cx="3201713" cy="2535631"/>
-                    </a:xfrm>
-                    <a:prstGeom prst="rect">
-                      <a:avLst/>
-                    </a:prstGeom>
-                    <a:noFill/>
-                    <a:ln>
-                      <a:noFill/>
-                    </a:ln>
-                  </pic:spPr>
-                </pic:pic>
-              </a:graphicData>
-            </a:graphic>
-          </wp:inline>
-        </w:drawing>
-      </w:r>
-    </w:p>
-    <w:p>
-      <w:pPr>
-        <w:pStyle w:val="a5"/>
-        <w:ind w:firstLine="0"/>
-        <w:jc w:val="center"/>
-        <w:rPr>
-          <w:i w:val="0"/>
-          <w:iCs w:val="0"/>
-          <w:color w:val="auto"/>
-        </w:rPr>
-      </w:pPr>
-      <w:r>
-        <w:rPr>
-          <w:i w:val="0"/>
-          <w:iCs w:val="0"/>
-          <w:color w:val="auto"/>
-        </w:rPr>
-        <w:t xml:space="preserve">Рисунок </w:t>
-      </w:r>
-      <w:r>
-        <w:rPr>
-          <w:i w:val="0"/>
-          <w:iCs w:val="0"/>
-          <w:color w:val="auto"/>
-        </w:rPr>
-        <w:fldChar w:fldCharType="begin"/>
-      </w:r>
-      <w:r>
-        <w:rPr>
-          <w:i w:val="0"/>
-          <w:iCs w:val="0"/>
-          <w:color w:val="auto"/>
-        </w:rPr>
-        <w:instrText xml:space="preserve"> SEQ Рисунок \* ARABIC </w:instrText>
-      </w:r>
-      <w:r>
-        <w:rPr>
-          <w:i w:val="0"/>
-          <w:iCs w:val="0"/>
-          <w:color w:val="auto"/>
-        </w:rPr>
-        <w:fldChar w:fldCharType="separate"/>
-      </w:r>
-      <w:r>
-        <w:rPr>
-          <w:i w:val="0"/>
-          <w:iCs w:val="0"/>
-          <w:noProof/>
-          <w:color w:val="auto"/>
-        </w:rPr>
-        <w:t>3</w:t>
-      </w:r>
-      <w:r>
-        <w:rPr>
-          <w:i w:val="0"/>
-          <w:iCs w:val="0"/>
-          <w:color w:val="auto"/>
-        </w:rPr>
-        <w:fldChar w:fldCharType="end"/>
-      </w:r>
-      <w:r>
-        <w:rPr>
-          <w:i w:val="0"/>
-          <w:iCs w:val="0"/>
-          <w:color w:val="auto"/>
-        </w:rPr>
-        <w:t xml:space="preserve"> — Степень упаковки 4</w:t>
-      </w:r>
-    </w:p>
-    <w:p>
-      <w:pPr>
-        <w:pStyle w:val="a5"/>
-        <w:keepNext/>
-        <w:ind w:firstLine="0"/>
-        <w:jc w:val="center"/>
-      </w:pPr>
-      <w:r>
-        <w:rPr>
-          <w:noProof/>
-        </w:rPr>
-        <w:drawing>
-          <wp:inline distT="0" distB="0" distL="0" distR="0" wp14:anchorId="76919025" wp14:editId="27A81A62">
-            <wp:extent cx="3265714" cy="2586317"/>
-            <wp:effectExtent l="0" t="0" r="0" b="5080"/>
-            <wp:docPr id="4" name="Рисунок 4" descr="Изображение выглядит как текст, часы&#10;&#10;Автоматически созданное описание"/>
-            <wp:cNvGraphicFramePr>
-              <a:graphicFrameLocks xmlns:a="http://schemas.openxmlformats.org/drawingml/2006/main" noChangeAspect="1"/>
-            </wp:cNvGraphicFramePr>
-            <a:graphic xmlns:a="http://schemas.openxmlformats.org/drawingml/2006/main">
-              <a:graphicData uri="http://schemas.openxmlformats.org/drawingml/2006/picture">
-                <pic:pic xmlns:pic="http://schemas.openxmlformats.org/drawingml/2006/picture">
-                  <pic:nvPicPr>
-                    <pic:cNvPr id="4" name="Рисунок 4" descr="Изображение выглядит как текст, часы&#10;&#10;Автоматически созданное описание"/>
-                    <pic:cNvPicPr>
-                      <a:picLocks noChangeAspect="1" noChangeArrowheads="1"/>
-                    </pic:cNvPicPr>
-                  </pic:nvPicPr>
-                  <pic:blipFill>
-                    <a:blip r:embed="rId8">
-                      <a:extLst>
-                        <a:ext uri="{28A0092B-C50C-407E-A947-70E740481C1C}">
-                          <a14:useLocalDpi xmlns:a14="http://schemas.microsoft.com/office/drawing/2010/main" val="0"/>
-                        </a:ext>
-                      </a:extLst>
-                    </a:blip>
-                    <a:srcRect/>
-                    <a:stretch>
-                      <a:fillRect/>
-                    </a:stretch>
-                  </pic:blipFill>
-                  <pic:spPr bwMode="auto">
-                    <a:xfrm>
-                      <a:off x="0" y="0"/>
-                      <a:ext cx="3297547" cy="2611528"/>
-                    </a:xfrm>
-                    <a:prstGeom prst="rect">
-                      <a:avLst/>
-                    </a:prstGeom>
-                    <a:noFill/>
-                    <a:ln>
-                      <a:noFill/>
-                    </a:ln>
-                  </pic:spPr>
-                </pic:pic>
-              </a:graphicData>
-            </a:graphic>
-          </wp:inline>
-        </w:drawing>
-      </w:r>
-    </w:p>
-    <w:p>
-      <w:pPr>
-        <w:pStyle w:val="a5"/>
-        <w:ind w:firstLine="0"/>
-        <w:jc w:val="center"/>
-        <w:rPr>
-          <w:i w:val="0"/>
-          <w:iCs w:val="0"/>
-          <w:color w:val="auto"/>
-        </w:rPr>
-      </w:pPr>
-      <w:r>
-        <w:rPr>
-          <w:i w:val="0"/>
-          <w:iCs w:val="0"/>
-          <w:color w:val="auto"/>
-        </w:rPr>
-        <w:t xml:space="preserve">Рисунок </w:t>
-      </w:r>
-      <w:r>
-        <w:rPr>
-          <w:i w:val="0"/>
-          <w:iCs w:val="0"/>
-          <w:color w:val="auto"/>
-        </w:rPr>
-        <w:fldChar w:fldCharType="begin"/>
-      </w:r>
-      <w:r>
-        <w:rPr>
-          <w:i w:val="0"/>
-          <w:iCs w:val="0"/>
-          <w:color w:val="auto"/>
-        </w:rPr>
-        <w:instrText xml:space="preserve"> SEQ Рисунок \* ARABIC </w:instrText>
-      </w:r>
-      <w:r>
-        <w:rPr>
-          <w:i w:val="0"/>
-          <w:iCs w:val="0"/>
-          <w:color w:val="auto"/>
-        </w:rPr>
-        <w:fldChar w:fldCharType="separate"/>
-      </w:r>
-      <w:r>
-        <w:rPr>
-          <w:i w:val="0"/>
-          <w:iCs w:val="0"/>
-          <w:noProof/>
-          <w:color w:val="auto"/>
-        </w:rPr>
-        <w:t>4</w:t>
-      </w:r>
-      <w:r>
-        <w:rPr>
-          <w:i w:val="0"/>
-          <w:iCs w:val="0"/>
-          <w:color w:val="auto"/>
-        </w:rPr>
-        <w:fldChar w:fldCharType="end"/>
-      </w:r>
-      <w:r>
-        <w:rPr>
-          <w:i w:val="0"/>
-          <w:iCs w:val="0"/>
-          <w:color w:val="auto"/>
-        </w:rPr>
-        <w:t xml:space="preserve"> — Степень упаковки 8</w:t>
-      </w:r>
-    </w:p>
-    <w:p>
-      <w:pPr>
-        <w:suppressAutoHyphens/>
-        <w:rPr>
-          <w:rFonts w:eastAsia="Times New Roman" w:cs="Times New Roman"/>
-          <w:b/>
-        </w:rPr>
-      </w:pPr>
-      <w:r>
-        <w:rPr>
-          <w:rFonts w:eastAsia="Times New Roman" w:cs="Times New Roman"/>
-          <w:b/>
-        </w:rPr>
-        <w:tab/>
-      </w:r>
-    </w:p>
-    <w:p>
-      <w:pPr>
-        <w:suppressAutoHyphens/>
-        <w:rPr>
-          <w:rFonts w:eastAsia="Times New Roman" w:cs="Times New Roman"/>
-          <w:b/>
-        </w:rPr>
-      </w:pPr>
-    </w:p>
-    <w:p>
-      <w:pPr>
-        <w:suppressAutoHyphens/>
-        <w:rPr>
-          <w:rFonts w:eastAsia="Times New Roman" w:cs="Times New Roman"/>
-          <w:b/>
-        </w:rPr>
-      </w:pPr>
-      <w:r>
-        <w:rPr>
-          <w:rFonts w:eastAsia="Times New Roman" w:cs="Times New Roman"/>
-          <w:b/>
-        </w:rPr>
         <w:t xml:space="preserve">Описание </w:t>
       </w:r>
       <w:bookmarkStart w:id="2" w:name="_Hlk100178533"/>
@@ -2393,7 +2470,6 @@
       </w:pPr>
       <w:proofErr w:type="spellStart"/>
       <w:r>
-        <w:lastRenderedPageBreak/>
         <w:t>Стегоконтейнер</w:t>
       </w:r>
       <w:proofErr w:type="spellEnd"/>
@@ -2525,7 +2601,11 @@
         <w:t xml:space="preserve"> – способность скрывать от квалифицированного нарушителя факт передачи сообщений, способность противостоять попыткам разрушить, исказить, удалить скрытно передаваемые сообщения, а также способность подтвердить или опровергнуть подлинность скрытно передаваемой информации.</w:t>
       </w:r>
       <w:r>
-        <w:t xml:space="preserve"> Другими словами, </w:t>
+        <w:t xml:space="preserve"> </w:t>
+      </w:r>
+      <w:r>
+        <w:lastRenderedPageBreak/>
+        <w:t xml:space="preserve">Другими словами, </w:t>
       </w:r>
       <w:proofErr w:type="spellStart"/>
       <w:r>
@@ -2568,11 +2648,7 @@
         <w:ind w:left="0" w:firstLine="851"/>
       </w:pPr>
       <w:r>
-        <w:t xml:space="preserve">Для защиты от атак типа аффинного преобразования (масштабирование, сдвиги, повороты, усечение изображения) можно использовать: дополнительные ЦВЗ (не несут в себе информации, но используются для «регистрации» выполняемых нарушителем преобразований);  вложение ЦВЗ в визуально значимые области </w:t>
-      </w:r>
-      <w:r>
-        <w:lastRenderedPageBreak/>
-        <w:t>изображения, которые не могут быть удалены из него без существенной его деградации; блочный детектор (каждый блок пикселей анализируется на различные искажения, в результате определяется коэффициент ЦВЗ, преобразование, после которого коэффициент оказался наибольшим, считается выполненным нарушителем, и можно обратить искажения).</w:t>
+        <w:t>Для защиты от атак типа аффинного преобразования (масштабирование, сдвиги, повороты, усечение изображения) можно использовать: дополнительные ЦВЗ (не несут в себе информации, но используются для «регистрации» выполняемых нарушителем преобразований);  вложение ЦВЗ в визуально значимые области изображения, которые не могут быть удалены из него без существенной его деградации; блочный детектор (каждый блок пикселей анализируется на различные искажения, в результате определяется коэффициент ЦВЗ, преобразование, после которого коэффициент оказался наибольшим, считается выполненным нарушителем, и можно обратить искажения).</w:t>
       </w:r>
     </w:p>
     <w:p>
@@ -2710,8 +2786,8 @@
     </w:p>
     <w:p>
       <w:pPr>
-        <w:suppressAutoHyphens/>
-        <w:ind w:firstLine="709"/>
+        <w:ind w:firstLine="0"/>
+        <w:jc w:val="center"/>
         <w:rPr>
           <w:rFonts w:eastAsia="Times New Roman" w:cs="Times New Roman"/>
           <w:b/>
@@ -2721,50 +2797,20 @@
     </w:p>
     <w:p>
       <w:pPr>
-        <w:ind w:firstLine="709"/>
+        <w:ind w:firstLine="0"/>
+        <w:jc w:val="center"/>
         <w:rPr>
           <w:rFonts w:eastAsia="Times New Roman" w:cs="Times New Roman"/>
           <w:b/>
           <w:bCs/>
         </w:rPr>
       </w:pPr>
-    </w:p>
-    <w:p>
-      <w:pPr>
-        <w:spacing w:after="160" w:line="259" w:lineRule="auto"/>
-        <w:ind w:firstLine="0"/>
-        <w:jc w:val="left"/>
+      <w:r>
         <w:rPr>
           <w:rFonts w:eastAsia="Times New Roman" w:cs="Times New Roman"/>
           <w:b/>
           <w:bCs/>
         </w:rPr>
-      </w:pPr>
-      <w:r>
-        <w:rPr>
-          <w:rFonts w:eastAsia="Times New Roman" w:cs="Times New Roman"/>
-          <w:b/>
-          <w:bCs/>
-        </w:rPr>
-        <w:br w:type="page"/>
-      </w:r>
-    </w:p>
-    <w:p>
-      <w:pPr>
-        <w:ind w:firstLine="0"/>
-        <w:jc w:val="center"/>
-        <w:rPr>
-          <w:rFonts w:eastAsia="Times New Roman" w:cs="Times New Roman"/>
-          <w:b/>
-          <w:bCs/>
-        </w:rPr>
-      </w:pPr>
-      <w:r>
-        <w:rPr>
-          <w:rFonts w:eastAsia="Times New Roman" w:cs="Times New Roman"/>
-          <w:b/>
-          <w:bCs/>
-        </w:rPr>
         <w:lastRenderedPageBreak/>
         <w:t>ПРИЛОЖЕНИЕ А</w:t>
       </w:r>
@@ -11460,7 +11506,7 @@
           <w:color w:val="000000"/>
           <w:sz w:val="19"/>
           <w:szCs w:val="19"/>
-          <w:lang w:eastAsia="en-US"/>
+          <w:lang w:val="en-US" w:eastAsia="en-US"/>
         </w:rPr>
       </w:pPr>
       <w:r>
@@ -11499,7 +11545,7 @@
           <w:color w:val="000000"/>
           <w:sz w:val="19"/>
           <w:szCs w:val="19"/>
-          <w:lang w:eastAsia="en-US"/>
+          <w:lang w:val="en-US" w:eastAsia="en-US"/>
         </w:rPr>
         <w:t xml:space="preserve"> = 1;</w:t>
       </w:r>
@@ -11517,27 +11563,18 @@
           <w:color w:val="000000"/>
           <w:sz w:val="19"/>
           <w:szCs w:val="19"/>
-          <w:lang w:eastAsia="en-US"/>
-        </w:rPr>
-      </w:pPr>
-      <w:r>
-        <w:rPr>
-          <w:rFonts w:ascii="Consolas" w:eastAsiaTheme="minorHAnsi" w:hAnsi="Consolas" w:cs="Consolas"/>
-          <w:color w:val="000000"/>
-          <w:sz w:val="19"/>
-          <w:szCs w:val="19"/>
-          <w:lang w:eastAsia="en-US"/>
-        </w:rPr>
-        <w:tab/>
-      </w:r>
-      <w:r>
-        <w:rPr>
-          <w:rFonts w:ascii="Consolas" w:eastAsiaTheme="minorHAnsi" w:hAnsi="Consolas" w:cs="Consolas"/>
-          <w:color w:val="000000"/>
-          <w:sz w:val="19"/>
-          <w:szCs w:val="19"/>
-          <w:lang w:eastAsia="en-US"/>
-        </w:rPr>
+          <w:lang w:val="en-US" w:eastAsia="en-US"/>
+        </w:rPr>
+      </w:pPr>
+      <w:r>
+        <w:rPr>
+          <w:rFonts w:ascii="Consolas" w:eastAsiaTheme="minorHAnsi" w:hAnsi="Consolas" w:cs="Consolas"/>
+          <w:color w:val="000000"/>
+          <w:sz w:val="19"/>
+          <w:szCs w:val="19"/>
+          <w:lang w:val="en-US" w:eastAsia="en-US"/>
+        </w:rPr>
+        <w:tab/>
         <w:t>}</w:t>
       </w:r>
     </w:p>
@@ -11554,16 +11591,16 @@
           <w:color w:val="000000"/>
           <w:sz w:val="19"/>
           <w:szCs w:val="19"/>
-          <w:lang w:eastAsia="en-US"/>
-        </w:rPr>
-      </w:pPr>
-      <w:r>
-        <w:rPr>
-          <w:rFonts w:ascii="Consolas" w:eastAsiaTheme="minorHAnsi" w:hAnsi="Consolas" w:cs="Consolas"/>
-          <w:color w:val="000000"/>
-          <w:sz w:val="19"/>
-          <w:szCs w:val="19"/>
-          <w:lang w:eastAsia="en-US"/>
+          <w:lang w:val="en-US" w:eastAsia="en-US"/>
+        </w:rPr>
+      </w:pPr>
+      <w:r>
+        <w:rPr>
+          <w:rFonts w:ascii="Consolas" w:eastAsiaTheme="minorHAnsi" w:hAnsi="Consolas" w:cs="Consolas"/>
+          <w:color w:val="000000"/>
+          <w:sz w:val="19"/>
+          <w:szCs w:val="19"/>
+          <w:lang w:val="en-US" w:eastAsia="en-US"/>
         </w:rPr>
         <w:tab/>
       </w:r>
@@ -11575,39 +11612,79 @@
           <w:color w:val="000000"/>
           <w:sz w:val="19"/>
           <w:szCs w:val="19"/>
+          <w:lang w:val="en-US" w:eastAsia="en-US"/>
+        </w:rPr>
+        <w:t>printf</w:t>
+      </w:r>
+      <w:proofErr w:type="spellEnd"/>
+      <w:r>
+        <w:rPr>
+          <w:rFonts w:ascii="Consolas" w:eastAsiaTheme="minorHAnsi" w:hAnsi="Consolas" w:cs="Consolas"/>
+          <w:color w:val="000000"/>
+          <w:sz w:val="19"/>
+          <w:szCs w:val="19"/>
+          <w:lang w:val="en-US" w:eastAsia="en-US"/>
+        </w:rPr>
+        <w:t>(</w:t>
+      </w:r>
+      <w:proofErr w:type="gramEnd"/>
+      <w:r>
+        <w:rPr>
+          <w:rFonts w:ascii="Consolas" w:eastAsiaTheme="minorHAnsi" w:hAnsi="Consolas" w:cs="Consolas"/>
+          <w:color w:val="A31515"/>
+          <w:sz w:val="19"/>
+          <w:szCs w:val="19"/>
+          <w:lang w:val="en-US" w:eastAsia="en-US"/>
+        </w:rPr>
+        <w:t>"</w:t>
+      </w:r>
+      <w:r>
+        <w:rPr>
+          <w:rFonts w:ascii="Consolas" w:eastAsiaTheme="minorHAnsi" w:hAnsi="Consolas" w:cs="Consolas"/>
+          <w:color w:val="A31515"/>
+          <w:sz w:val="19"/>
+          <w:szCs w:val="19"/>
           <w:lang w:eastAsia="en-US"/>
         </w:rPr>
-        <w:t>printf</w:t>
-      </w:r>
-      <w:proofErr w:type="spellEnd"/>
-      <w:r>
-        <w:rPr>
-          <w:rFonts w:ascii="Consolas" w:eastAsiaTheme="minorHAnsi" w:hAnsi="Consolas" w:cs="Consolas"/>
-          <w:color w:val="000000"/>
+        <w:t>Успешно</w:t>
+      </w:r>
+      <w:r>
+        <w:rPr>
+          <w:rFonts w:ascii="Consolas" w:eastAsiaTheme="minorHAnsi" w:hAnsi="Consolas" w:cs="Consolas"/>
+          <w:color w:val="A31515"/>
+          <w:sz w:val="19"/>
+          <w:szCs w:val="19"/>
+          <w:lang w:val="en-US" w:eastAsia="en-US"/>
+        </w:rPr>
+        <w:t xml:space="preserve"> </w:t>
+      </w:r>
+      <w:r>
+        <w:rPr>
+          <w:rFonts w:ascii="Consolas" w:eastAsiaTheme="minorHAnsi" w:hAnsi="Consolas" w:cs="Consolas"/>
+          <w:color w:val="A31515"/>
           <w:sz w:val="19"/>
           <w:szCs w:val="19"/>
           <w:lang w:eastAsia="en-US"/>
         </w:rPr>
-        <w:t>(</w:t>
-      </w:r>
-      <w:proofErr w:type="gramEnd"/>
+        <w:t>раскодировано</w:t>
+      </w:r>
       <w:r>
         <w:rPr>
           <w:rFonts w:ascii="Consolas" w:eastAsiaTheme="minorHAnsi" w:hAnsi="Consolas" w:cs="Consolas"/>
           <w:color w:val="A31515"/>
           <w:sz w:val="19"/>
           <w:szCs w:val="19"/>
-          <w:lang w:eastAsia="en-US"/>
-        </w:rPr>
-        <w:t>"Успешно раскодировано.\n"</w:t>
-      </w:r>
-      <w:r>
-        <w:rPr>
-          <w:rFonts w:ascii="Consolas" w:eastAsiaTheme="minorHAnsi" w:hAnsi="Consolas" w:cs="Consolas"/>
-          <w:color w:val="000000"/>
-          <w:sz w:val="19"/>
-          <w:szCs w:val="19"/>
-          <w:lang w:eastAsia="en-US"/>
+          <w:lang w:val="en-US" w:eastAsia="en-US"/>
+        </w:rPr>
+        <w:t>.\n"</w:t>
+      </w:r>
+      <w:r>
+        <w:rPr>
+          <w:rFonts w:ascii="Consolas" w:eastAsiaTheme="minorHAnsi" w:hAnsi="Consolas" w:cs="Consolas"/>
+          <w:color w:val="000000"/>
+          <w:sz w:val="19"/>
+          <w:szCs w:val="19"/>
+          <w:lang w:val="en-US" w:eastAsia="en-US"/>
         </w:rPr>
         <w:t>);</w:t>
       </w:r>
@@ -11634,7 +11711,7 @@
           <w:color w:val="000000"/>
           <w:sz w:val="19"/>
           <w:szCs w:val="19"/>
-          <w:lang w:eastAsia="en-US"/>
+          <w:lang w:val="en-US" w:eastAsia="en-US"/>
         </w:rPr>
         <w:tab/>
       </w:r>
